--- a/pr-preview/pr-28/chapters/collaborative-software-development-tracked-changes.docx
+++ b/pr-preview/pr-28/chapters/collaborative-software-development-tracked-changes.docx
@@ -16,7 +16,7 @@
       </w:pPr>
       <w:del w:id="1" w:author="PR Preview" w:date="2026-01-01T00:00:00Z">
         <w:r>
-          <w:delText xml:space="preserve">Last modified: 2026-10-12 21:28:22 (PDT)</w:delText>
+          <w:delText xml:space="preserve">Last modified: 2026-10-14 01:49:27 (PDT)</w:delText>
         </w:r>
       </w:del>
     </w:p>
@@ -26,7 +26,7 @@
       </w:pPr>
       <w:ins w:id="2" w:author="PR Preview" w:date="2026-01-01T00:00:00Z">
         <w:r>
-          <w:t xml:space="preserve">Last modified: 2026-10-14 01:44:13 (PDT)</w:t>
+          <w:t xml:space="preserve">Last modified: 2026-10-14 01:53:35 (PDT)</w:t>
         </w:r>
       </w:ins>
     </w:p>

--- a/pr-preview/pr-28/chapters/collaborative-software-development-tracked-changes.docx
+++ b/pr-preview/pr-28/chapters/collaborative-software-development-tracked-changes.docx
@@ -16,7 +16,7 @@
       </w:pPr>
       <w:del w:id="1" w:author="PR Preview" w:date="2026-01-01T00:00:00Z">
         <w:r>
-          <w:delText xml:space="preserve">Last modified: 2026-10-14 01:49:27 (PDT)</w:delText>
+          <w:delText xml:space="preserve">Last modified: 2026-10-14 03:38:56 (PDT)</w:delText>
         </w:r>
       </w:del>
     </w:p>
@@ -26,7 +26,7 @@
       </w:pPr>
       <w:ins w:id="2" w:author="PR Preview" w:date="2026-01-01T00:00:00Z">
         <w:r>
-          <w:t xml:space="preserve">Last modified: 2026-10-14 01:53:35 (PDT)</w:t>
+          <w:t xml:space="preserve">Last modified: 2026-10-14 04:01:08 (PDT)</w:t>
         </w:r>
       </w:ins>
     </w:p>
@@ -3726,22 +3726,7 @@
         <w:t xml:space="preserve"> </w:t>
       </w:r>
       <w:r>
-        <w:t xml:space="preserve">you can click the three dots (</w:t>
-      </w:r>
-      <w:r>
-        <w:rPr>
-          <w:rStyle w:val="VerbatimChar"/>
-        </w:rPr>
-        <w:t xml:space="preserve">...</w:t>
-      </w:r>
-      <w:r>
-        <w:t xml:space="preserve">) next to a file</w:t>
-      </w:r>
-      <w:r>
-        <w:t xml:space="preserve"> </w:t>
-      </w:r>
-      <w:r>
-        <w:t xml:space="preserve">and choose</w:t>
+        <w:t xml:space="preserve">you can select the</w:t>
       </w:r>
       <w:r>
         <w:t xml:space="preserve"> </w:t>
@@ -3751,13 +3736,19 @@
           <w:b/>
           <w:bCs/>
         </w:rPr>
-        <w:t xml:space="preserve">View file</w:t>
-      </w:r>
-      <w:r>
-        <w:t xml:space="preserve"> </w:t>
-      </w:r>
-      <w:r>
-        <w:t xml:space="preserve">to hide it from the diff.</w:t>
+        <w:t xml:space="preserve">Viewed</w:t>
+      </w:r>
+      <w:r>
+        <w:t xml:space="preserve"> </w:t>
+      </w:r>
+      <w:r>
+        <w:t xml:space="preserve">checkbox in a file’s header</w:t>
+      </w:r>
+      <w:r>
+        <w:t xml:space="preserve"> </w:t>
+      </w:r>
+      <w:r>
+        <w:t xml:space="preserve">to collapse that file in the diff.</w:t>
       </w:r>
       <w:r>
         <w:t xml:space="preserve"> </w:t>

--- a/pr-preview/pr-28/chapters/collaborative-software-development-tracked-changes.docx
+++ b/pr-preview/pr-28/chapters/collaborative-software-development-tracked-changes.docx
@@ -16,7 +16,7 @@
       </w:pPr>
       <w:del w:id="1" w:author="PR Preview" w:date="2026-01-01T00:00:00Z">
         <w:r>
-          <w:delText xml:space="preserve">Last modified: 2026-10-14 03:38:56 (PDT)</w:delText>
+          <w:delText xml:space="preserve">Last modified: 2026-10-14 04:06:05 (PDT)</w:delText>
         </w:r>
       </w:del>
     </w:p>
@@ -26,7 +26,7 @@
       </w:pPr>
       <w:ins w:id="2" w:author="PR Preview" w:date="2026-01-01T00:00:00Z">
         <w:r>
-          <w:t xml:space="preserve">Last modified: 2026-10-14 04:01:08 (PDT)</w:t>
+          <w:t xml:space="preserve">Last modified: 2026-10-14 04:10:23 (PDT)</w:t>
         </w:r>
       </w:ins>
     </w:p>
@@ -3748,7 +3748,7 @@
         <w:t xml:space="preserve"> </w:t>
       </w:r>
       <w:r>
-        <w:t xml:space="preserve">to collapse that file in the diff.</w:t>
+        <w:t xml:space="preserve">to mark it reviewed and collapse it.</w:t>
       </w:r>
       <w:r>
         <w:t xml:space="preserve"> </w:t>
